--- a/rapports/16_02_2026/DIAKHOU/coh_EQ12_sup_033202030006.docx
+++ b/rapports/16_02_2026/DIAKHOU/coh_EQ12_sup_033202030006.docx
@@ -25,7 +25,7 @@
         <w:br/>
         <w:t>Grappe: 033202030006</w:t>
         <w:br/>
-        <w:t>Date: 16/02/2026 a 12:40</w:t>
+        <w:t>Date: 16/02/2026 a 12:58</w:t>
       </w:r>
     </w:p>
     <w:p/>

--- a/rapports/16_02_2026/DIAKHOU/coh_EQ12_sup_033202030006.docx
+++ b/rapports/16_02_2026/DIAKHOU/coh_EQ12_sup_033202030006.docx
@@ -25,7 +25,7 @@
         <w:br/>
         <w:t>Grappe: 033202030006</w:t>
         <w:br/>
-        <w:t>Date: 16/02/2026 a 12:58</w:t>
+        <w:t>Date: 16/02/2026 a 13:04</w:t>
       </w:r>
     </w:p>
     <w:p/>
@@ -1058,7 +1058,7 @@
         <w:rPr>
           <w:sz w:val="20"/>
         </w:rPr>
-        <w:t>- Avertissement!! La quantité (4.75 litre) du produit Huile de soja  consommée  par le ménage semble très élevé, prière de corriger ou confirmer avec le QG. Avertissement!!! Le ménage a consommé 12 Pièce Petit de Poisson de mer séché (yayeboye), cette quantité semble anormale pour une consommation des 7 derniers jours.Prière de corriger ou de confirmer avec le QG. Avertissement!!! Le ménage a consommé 7 Paquet Moyen de Thé en sachet, cette quantité semble anormale pour une consommation des 7 derniers jours.Prière de corriger ou de confirmer avec le QG. Avertissement!! le prix unitaire (125 Fcfa) de Thé en sachet (unité: Paquet) de taille Petit est très faible ou élevé. Prière de corriger ou de confirmer avec le QG. Incohérence!! Dans ce ménage, chaque individus consomme par jour .7301587 Kg  de cereale; Prière de revoir les quantités prises de ces produits. Incohérence!! Dans ce ménage, chaque individus consomme par jour .7301587 Kg  de cereale; Prière de revoir les quantités prises de ces produits. Incohérence!! Dans ce ménage, chaque individus consomme par jour .7301587 Kg  de cereale; Prière de revoir les quantités prises de ces produits.</w:t>
+        <w:t>- Attention ! Le prix unitaire d'achat (500 Fcfa) de Oignon frais en Kg (taille unique) est relativement faible par rapport aux autres prix observés dans cette zone. Prière de corriger ou de confirmer avec le QG. Attention ! Soupçons de quantité anormale! Le ménage de Sayer Teuw avec une taille de 9 personnes a consommé 6 Pièce en Moyen de Aubergine   qui est relativement élevé comme consommation par rapport à la condition de vie des autres ménages de même taille dans cette zone. Prière de corriger ou de confirmer avec le QG. Avertissement!! La quantité (4.75 litre) du produit Huile de soja  consommée  par le ménage semble très élevé, prière de corriger ou confirmer avec le QG. Avertissement!!! Le ménage a consommé 12 Pièce Petit de Poisson de mer séché (yayeboye), cette quantité semble anormale pour une consommation des 7 derniers jours.Prière de corriger ou de confirmer avec le QG. Avertissement!!! Le ménage a consommé 7 Paquet Moyen de Thé en sachet, cette quantité semble anormale pour une consommation des 7 derniers jours.Prière de corriger ou de confirmer avec le QG. Avertissement!! le prix unitaire (125 Fcfa) de Thé en sachet (unité: Paquet) de taille Petit est très faible ou élevé. Prière de corriger ou de confirmer avec le QG. Incohérence!! Dans ce ménage, chaque individus consomme par jour .7301587 Kg  de cereale; Prière de revoir les quantités prises de ces produits. Incohérence!! Dans ce ménage, chaque individus consomme par jour .7301587 Kg  de cereale; Prière de revoir les quantités prises de ces produits. Incohérence!! Dans ce ménage, chaque individus consomme par jour .7301587 Kg  de cereale; Prière de revoir les quantités prises de ces produits.</w:t>
       </w:r>
     </w:p>
     <w:p>
@@ -1127,7 +1127,7 @@
         <w:br/>
         <w:t xml:space="preserve">- Le prix de revente de l'article  Bicyclette, vélo de course ne doit pas être égal 0 même si le ménage l'a reçu en cadeau prière de leurs aider à faire une estimations. </w:t>
         <w:br/>
-        <w:t xml:space="preserve">- Le prix de revente de l'article  Bonbonne de gaz ne doit pas être égal 0 même si le ménage l'a reçu en cadeau prière de leurs aider à faire une estimations. Attention ! Bonbonne de gaz a été achété à 5000 Fcfa est relativement faible par rapport aux autres prix d'achat observés dans cette zone. Prière de corriger ou de confirmer avec le QG. </w:t>
+        <w:t xml:space="preserve">- Le prix de revente de l'article  Bonbonne de gaz ne doit pas être égal 0 même si le ménage l'a reçu en cadeau prière de leurs aider à faire une estimations. </w:t>
         <w:br/>
         <w:t xml:space="preserve">- Le prix de revente de l'article  Fer à repasser à charbon ne doit pas être égal 0 même si le ménage l'a reçu en cadeau prière de leurs aider à faire une estimations. </w:t>
         <w:br/>
@@ -1797,7 +1797,7 @@
         <w:rPr>
           <w:sz w:val="20"/>
         </w:rPr>
-        <w:t>- Attention ! Le prix unitaire d'achat (100 Fcfa) de Concentré de tomate en Sachets industriel (Petit) est relativement faible par rapport aux autres prix observés dans cette zone. Prière de corriger ou de confirmer avec le QG. Attention ! Le prix unitaire d'achat (150 Fcfa) de Œufs frais en Pièce (taille unique) est relativement élevé par rapport aux autres prix observés dans cette zone. Prière de corriger ou de confirmer avec le QG. Avertissement!! La quantité (6.5 litre) du produit Huile de soja  consommée  par le ménage semble très élevé, prière de corriger ou confirmer avec le QG. Avertissement!!! Le ménage a consommé 0.12 Kg taille unique de Carpe séchée, cette quantité semble anormale pour une consommation des 7 derniers jours. prière de corriger ou de confirmer avec le QG. Attention ! Le prix unitaire d'achat (5000 Fcfa) de Carpe séchée en Kg (taille unique) est relativement élevé par rapport aux autres prix observés dans cette zone. Prière de corriger ou de confirmer avec le QG. Attention ! Soupçons de quantité anormale! Le ménage de ELHADJI TEUW avec une taille de 15 personnes a consommé .12 Kg en taille unique de Carpe séchée qui est relativement élevé comme consommation par rapport à la condition de vie des autres ménages de même taille dans cette zone. Prière de corriger ou de confirmer avec le QG. Avertissement!!! Le ménage a consommé 3 Boite (Autre que la boite/pot de tomate) Tres petit de Thé en sachet, cette quantité semble anormale pour une consommation des 7 derniers jours.Les ménages consomment géneralement en sachet ou en paquet, prière de corriger ou de confirmer avec le QG. Le prix d'achat unitaire (6250 Fcfa) de Café moulu en Kg de taille taille unique prière de regarder les reponses prises dans les questions s07bq07a s07bq07b s07bq07c s07bq08 pour mieux corriger. Attention ! Le prix unitaire d'achat (6250 Fcfa) de Café moulu en Kg (taille unique) est relativement élevé par rapport aux autres prix observés dans cette zone. Prière de corriger ou de confirmer avec le QG.</w:t>
+        <w:t>- Attention ! Le prix unitaire d'achat (200 Fcfa) de Tomate fraîche en Sachets (Petit) est relativement élevé par rapport aux autres prix observés dans cette zone. Prière de corriger ou de confirmer avec le QG. Avertissement!! La quantité (6.5 litre) du produit Huile de soja  consommée  par le ménage semble très élevé, prière de corriger ou confirmer avec le QG. Avertissement!!! Le ménage a consommé 0.12 Kg taille unique de Carpe séchée, cette quantité semble anormale pour une consommation des 7 derniers jours. prière de corriger ou de confirmer avec le QG. Attention ! Soupçons de quantité anormale! Le ménage de ELHADJI TEUW avec une taille de 15 personnes a consommé .12 Kg en taille unique de Carpe séchée qui est relativement élevé comme consommation par rapport à la condition de vie des autres ménages de même taille dans cette zone. Prière de corriger ou de confirmer avec le QG. Avertissement!!! Le ménage a consommé 3 Boite (Autre que la boite/pot de tomate) Tres petit de Thé en sachet, cette quantité semble anormale pour une consommation des 7 derniers jours.Les ménages consomment géneralement en sachet ou en paquet, prière de corriger ou de confirmer avec le QG. Le prix d'achat unitaire (6250 Fcfa) de Café moulu en Kg de taille taille unique prière de regarder les reponses prises dans les questions s07bq07a s07bq07b s07bq07c s07bq08 pour mieux corriger. Attention ! Le prix unitaire d'achat (6250 Fcfa) de Café moulu en Kg (taille unique) est relativement élevé par rapport aux autres prix observés dans cette zone. Prière de corriger ou de confirmer avec le QG.</w:t>
       </w:r>
     </w:p>
     <w:p>
@@ -1881,6 +1881,8 @@
         <w:rPr>
           <w:sz w:val="20"/>
         </w:rPr>
+        <w:t xml:space="preserve">- Attention ! Armoires et autres meubles a été achété à 400000 Fcfa est relativement élevé par rapport aux autres prix d'achat observés dans cette zone. Prière de corriger ou de confirmer avec le QG. Attention ! Armoires et autres meubles a été revendu à 350000 Fcfa qui est relativement élevé par rapport aux autres prix de revente observés dans cette zone. Prière de corriger ou de confirmer avec le QG. </w:t>
+        <w:br/>
         <w:t>- Avertissement!!! Le prix d'achat (250000) de l'article  Lit est inférieur aux prix de revente (300000)  avec l'âge du bien atteignant 6 ans. Prière de vérifier ou confirmer avec l'enquêté et mettre les bonnes valeurs après verification, s'il le faut.</w:t>
       </w:r>
     </w:p>
@@ -2033,9 +2035,11 @@
         <w:rPr>
           <w:sz w:val="20"/>
         </w:rPr>
+        <w:t xml:space="preserve">- Attention ! Faucheuse a été revendu à 800 Fcfa qui est relativement élevé par rapport aux autres prix de revente observés dans cette zone. Prière de corriger ou de confirmer avec le QG. </w:t>
+        <w:br/>
         <w:t xml:space="preserve">- Avertissement!! L'âge (30 ans)  de Houe asine dans ce ménage semble être élevé, prière de corriger ou confirmer avec le QG. Avertissement!! Le prix d'achat (3000 FCFA) de Houe asine est inférieur aux prix de revente (20000 FCFA), prière de verifier et corriger ou confirmer l'information avec le QG. </w:t>
         <w:br/>
-        <w:t xml:space="preserve">- Avertissement!! L'âge (30 ans)  de Semoir dans ce ménage semble être élevé, prière de corriger ou confirmer avec le QG. Avertissement!! Le prix d'achat (3500 FCFA) de Semoir est inférieur aux prix de revente (20000 FCFA), prière de verifier et corriger ou confirmer l'information avec le QG. Attention ! Semoir a été revendu à 3500 Fcfa qui est relativement faible par rapport aux autres prix de revente observés dans cette zone. Prière de corriger ou de confirmer avec le QG. </w:t>
+        <w:t xml:space="preserve">- Avertissement!! L'âge (30 ans)  de Semoir dans ce ménage semble être élevé, prière de corriger ou confirmer avec le QG. Avertissement!! Le prix d'achat (3500 FCFA) de Semoir est inférieur aux prix de revente (20000 FCFA), prière de verifier et corriger ou confirmer l'information avec le QG. </w:t>
         <w:br/>
         <w:t>- Avertissement!! Le prix d'achat (400000 FCFA) de Animaux de labour est inférieur aux prix de revente (500000 FCFA), prière de verifier et corriger ou confirmer l'information avec le QG.</w:t>
       </w:r>
@@ -2471,7 +2475,7 @@
         <w:rPr>
           <w:sz w:val="20"/>
         </w:rPr>
-        <w:t>- Attention ! Le prix unitaire d'achat (100 Fcfa) de Biscuits en Sachets (Petit) est relativement élevé par rapport aux autres prix observés dans cette zone. Prière de corriger ou de confirmer avec le QG. Attention ! Le prix unitaire d'achat (1250 Fcfa) de Oignon frais en Kg (taille unique) est relativement élevé par rapport aux autres prix observés dans cette zone. Prière de corriger ou de confirmer avec le QG. Attention ! Le prix unitaire d'achat (200 Fcfa) de Lait en poudre en Sachets (Petit) est relativement élevé par rapport aux autres prix observés dans cette zone. Prière de corriger ou de confirmer avec le QG. Avertissement!!! Le ménage a consommé 13 Morceau (Portion) Petit de Carpe séchée, cette quantité semble anormale pour une consommation des 7 derniers jours.Prière de corriger ou de confirmer avec le QG. Avertissement!!! Le ménage a consommé 3 Boite (Autre que la boite/pot de tomate) Tres petit de Thé en sachet, cette quantité semble anormale pour une consommation des 7 derniers jours.Les ménages consomment géneralement en sachet ou en paquet, prière de corriger ou de confirmer avec le QG. Difficile de consommer le Sel en Boite de tomate/Pot Petit prière de verifier.</w:t>
+        <w:t>- Attention ! Le prix unitaire d'achat (100 Fcfa) de Biscuits en Sachets (Petit) est relativement élevé par rapport aux autres prix observés dans cette zone. Prière de corriger ou de confirmer avec le QG. Attention ! Le prix unitaire d'achat (1250 Fcfa) de Oignon frais en Kg (taille unique) est relativement élevé par rapport aux autres prix observés dans cette zone. Prière de corriger ou de confirmer avec le QG. Attention ! Soupçons de quantité anormale! Le ménage de FARMA DIOP avec une taille de 7 personnes a consommé 3.75 Kg en taille unique de Oignon frais qui est relativement élevé comme consommation par rapport à la condition de vie des autres ménages de même taille dans cette zone. Prière de corriger ou de confirmer avec le QG. Avertissement!!! Le ménage a consommé 13 Morceau (Portion) Petit de Carpe séchée, cette quantité semble anormale pour une consommation des 7 derniers jours.Prière de corriger ou de confirmer avec le QG. Attention ! Le prix unitaire d'achat (150 Fcfa) de Carpe séchée en Morceau (Portion) (Petit) est relativement élevé par rapport aux autres prix observés dans cette zone. Prière de corriger ou de confirmer avec le QG. Avertissement!!! Le ménage a consommé 3 Boite (Autre que la boite/pot de tomate) Tres petit de Thé en sachet, cette quantité semble anormale pour une consommation des 7 derniers jours.Les ménages consomment géneralement en sachet ou en paquet, prière de corriger ou de confirmer avec le QG. Difficile de consommer le Sel en Boite de tomate/Pot Petit prière de verifier.</w:t>
       </w:r>
     </w:p>
     <w:p>
@@ -3060,7 +3064,7 @@
         <w:rPr>
           <w:sz w:val="20"/>
         </w:rPr>
-        <w:t>- Attention ! Le prix unitaire d'achat (3000 Fcfa) de Mâchoiron séchée (Kon) en Kg (taille unique) est relativement élevé par rapport aux autres prix observés dans cette zone. Prière de corriger ou de confirmer avec le QG. Attention ! Le prix unitaire d'achat (50 Fcfa) de Sel en Sachets (Moyen) est relativement faible par rapport aux autres prix observés dans cette zone. Prière de corriger ou de confirmer avec le QG. Attention ! Le prix unitaire d'achat (600 Fcfa) de Ail en Sachets (Moyen) est relativement élevé par rapport aux autres prix observés dans cette zone. Prière de corriger ou de confirmer avec le QG. Incohérence!! Dans ce ménage, chaque individus consomme par jour 44.93029 Kg  de cereale; Prière de revoir les quantités prises de ces produits. Incohérence!! Dans ce ménage, chaque individus consomme par jour 44.93029 Kg  de cereale; Prière de revoir les quantités prises de ces produits.</w:t>
+        <w:t>- Attention ! Le prix unitaire d'achat (3000 Fcfa) de Mâchoiron séchée (Kon) en Kg (taille unique) est relativement élevé par rapport aux autres prix observés dans cette zone. Prière de corriger ou de confirmer avec le QG. Attention ! Le prix unitaire d'achat (50 Fcfa) de Sel en Sachets (Moyen) est relativement faible par rapport aux autres prix observés dans cette zone. Prière de corriger ou de confirmer avec le QG. Attention ! Le prix unitaire d'achat (600 Fcfa) de Ail en Sachets (Moyen) est relativement élevé par rapport aux autres prix observés dans cette zone. Prière de corriger ou de confirmer avec le QG. Attention ! Le prix unitaire d'achat (600 Fcfa) de Piment séché en Sachets (Moyen) est relativement élevé par rapport aux autres prix observés dans cette zone. Prière de corriger ou de confirmer avec le QG. Attention ! Le prix unitaire d'achat (600 Fcfa) de Poivre en Sachets (Moyen) est relativement élevé par rapport aux autres prix observés dans cette zone. Prière de corriger ou de confirmer avec le QG. Attention ! Soupçons de quantité anormale! Le ménage de CHEIKH GUEYE avec une taille de 5 personnes a consommé 7 Pièce en Petit de Patate douce qui est relativement élevé comme consommation par rapport à la condition de vie des autres ménages de même taille dans cette zone. Prière de corriger ou de confirmer avec le QG. Incohérence!! Dans ce ménage, chaque individus consomme par jour 79.42628 Kg  de cereale; Prière de revoir les quantités prises de ces produits. Incohérence!! Dans ce ménage, chaque individus consomme par jour 79.42628 Kg  de cereale; Prière de revoir les quantités prises de ces produits.</w:t>
       </w:r>
     </w:p>
     <w:p>
@@ -3814,7 +3818,7 @@
         <w:rPr>
           <w:sz w:val="20"/>
         </w:rPr>
-        <w:t>- La dernière fois que vous avez acheté Aubergine sauvage  est dans la concession, ménage en face et semble exister dans les modalités, prière de prendre attache avec le QG pour plus d'explication afin de la classer bien.  La dernière fois que vous avez acheté Beignets de farine de boulangerie est domicile et semble exister dans les modalités, prière de prendre attache avec le QG pour plus d'explication afin de la classer bien.  La dernière fois que vous avez acheté Carotte est dans la concession, ménage en face et semble exister dans les modalités, prière de prendre attache avec le QG pour plus d'explication afin de la classer bien.  La dernière fois que vous avez acheté Choux est dans la concession,  menage en face et semble exister dans les modalités, prière de prendre attache avec le QG pour plus d'explication afin de la classer bien.  La dernière fois que vous avez acheté Citron est dans la concession, ménage en face et semble exister dans les modalités, prière de prendre attache avec le QG pour plus d'explication afin de la classer bien.  La dernière fois que vous avez acheté Courge est dans la concession, ménage en face et semble exister dans les modalités, prière de prendre attache avec le QG pour plus d'explication afin de la classer bien.  La dernière fois que vous avez acheté Manioc en tubercules est dans la concession, ménage en face et semble exister dans les modalités, prière de prendre attache avec le QG pour plus d'explication afin de la classer bien.  La dernière fois que vous avez acheté Oignon frais est dans la concession, ménage en face et semble exister dans les modalités, prière de prendre attache avec le QG pour plus d'explication afin de la classer bien.  La dernière fois que vous avez acheté Patate douce est dans la concession, ménage en face et semble exister dans les modalités, prière de prendre attache avec le QG pour plus d'explication afin de la classer bien.  La dernière fois que vous avez acheté Poisson frais type 11 est dans la concession, ménage en face et semble exister dans les modalités, prière de prendre attache avec le QG pour plus d'explication afin de la classer bien. Attention ! Le prix unitaire d'achat (100 Fcfa) de Concentré de tomate en Sachets industriel (Petit) est relativement faible par rapport aux autres prix observés dans cette zone. Prière de corriger ou de confirmer avec le QG. Attention ! Le prix unitaire d'achat (100 Fcfa) de Tomate fraîche en Tas (Moyen) est relativement faible par rapport aux autres prix observés dans cette zone. Prière de corriger ou de confirmer avec le QG.  La dernière fois que vous avez acheté Tomate fraîche est dans la concession, ménage en face et semble exister dans les modalités, prière de prendre attache avec le QG pour plus d'explication afin de la classer bien. Attention ! Le prix unitaire d'achat (50 Fcfa) de Aubergine   en Pièce (Petit) est relativement faible par rapport aux autres prix observés dans cette zone. Prière de corriger ou de confirmer avec le QG.  La dernière fois que vous avez acheté Aubergine   est dans la concession, ménage en face et semble exister dans les modalités, prière de prendre attache avec le QG pour plus d'explication afin de la classer bien. Attention ! Le prix unitaire d'achat (50 Fcfa) de Tamarin noir en Sachets (Petit) est relativement faible par rapport aux autres prix observés dans cette zone. Prière de corriger ou de confirmer avec le QG. Avertissement!!! Le ménage a consommé 3 Paquet Tres petit de Thé en sachet, cette quantité semble anormale pour une consommation des 7 derniers jours.Prière de corriger ou de confirmer avec le QG. Avertissement!! le prix unitaire (125 Fcfa) de Thé en sachet (unité: Paquet) de taille Tres petit est très faible ou élevé. Prière de corriger ou de confirmer avec le QG. Avertissement!!! Le ménage a consommé 30 Pièce Moyen de Capitaine frais, cette quantité semble anormale pour une consommation des 7 derniers jours.Prière de corriger ou de confirmer avec le QG.  La dernière fois que vous avez acheté Capitaine frais est dans la concession, ménage en face et semble exister dans les modalités, prière de prendre attache avec le QG pour plus d'explication afin de la classer bien. Incohérence!! Dans ce ménage, chaque individus consomme par jour 25.25651 Kg  de cereale; Prière de revoir les quantités prises de ces produits.</w:t>
+        <w:t>- La dernière fois que vous avez acheté Aubergine   est dans la concession, ménage en face et semble exister dans les modalités, prière de prendre attache avec le QG pour plus d'explication afin de la classer bien. Attention ! Soupçons de quantité anormale! Le ménage de KHADY MBAYE avec une taille de 9 personnes a consommé 14 Pièce en Petit de Aubergine   qui est relativement élevé comme consommation par rapport à la condition de vie des autres ménages de même taille dans cette zone. Prière de corriger ou de confirmer avec le QG.  La dernière fois que vous avez acheté Aubergine sauvage  est dans la concession, ménage en face et semble exister dans les modalités, prière de prendre attache avec le QG pour plus d'explication afin de la classer bien.  La dernière fois que vous avez acheté Beignets de farine de boulangerie est domicile et semble exister dans les modalités, prière de prendre attache avec le QG pour plus d'explication afin de la classer bien.  La dernière fois que vous avez acheté Carotte est dans la concession, ménage en face et semble exister dans les modalités, prière de prendre attache avec le QG pour plus d'explication afin de la classer bien. Attention ! Soupçons de quantité anormale! Le ménage de KHADY MBAYE avec une taille de 9 personnes a consommé 14 Pièce en Petit de Carotte qui est relativement élevé comme consommation par rapport à la condition de vie des autres ménages de même taille dans cette zone. Prière de corriger ou de confirmer avec le QG.  La dernière fois que vous avez acheté Choux est dans la concession,  menage en face et semble exister dans les modalités, prière de prendre attache avec le QG pour plus d'explication afin de la classer bien.  La dernière fois que vous avez acheté Citron est dans la concession, ménage en face et semble exister dans les modalités, prière de prendre attache avec le QG pour plus d'explication afin de la classer bien.  La dernière fois que vous avez acheté Courge est dans la concession, ménage en face et semble exister dans les modalités, prière de prendre attache avec le QG pour plus d'explication afin de la classer bien.  La dernière fois que vous avez acheté Manioc en tubercules est dans la concession, ménage en face et semble exister dans les modalités, prière de prendre attache avec le QG pour plus d'explication afin de la classer bien.  La dernière fois que vous avez acheté Oignon frais est dans la concession, ménage en face et semble exister dans les modalités, prière de prendre attache avec le QG pour plus d'explication afin de la classer bien.  La dernière fois que vous avez acheté Patate douce est dans la concession, ménage en face et semble exister dans les modalités, prière de prendre attache avec le QG pour plus d'explication afin de la classer bien.  La dernière fois que vous avez acheté Poisson frais type 11 est dans la concession, ménage en face et semble exister dans les modalités, prière de prendre attache avec le QG pour plus d'explication afin de la classer bien. Attention ! Le prix unitaire d'achat (100 Fcfa) de Tomate fraîche en Tas (Moyen) est relativement faible par rapport aux autres prix observés dans cette zone. Prière de corriger ou de confirmer avec le QG.  La dernière fois que vous avez acheté Tomate fraîche est dans la concession, ménage en face et semble exister dans les modalités, prière de prendre attache avec le QG pour plus d'explication afin de la classer bien. Attention ! Le prix unitaire d'achat (50 Fcfa) de Tamarin noir en Sachets (Petit) est relativement faible par rapport aux autres prix observés dans cette zone. Prière de corriger ou de confirmer avec le QG. Attention ! Soupçons de quantité anormale! Le ménage de KHADY MBAYE avec une taille de 9 personnes a consommé 35 Cube en Moyen de Cube alimentaire (Maggi, Jumbo, ) qui est relativement élevé comme consommation par rapport à la condition de vie des autres ménages de même taille dans cette zone. Prière de corriger ou de confirmer avec le QG. Avertissement!!! Le ménage a consommé 3 Paquet Tres petit de Thé en sachet, cette quantité semble anormale pour une consommation des 7 derniers jours.Prière de corriger ou de confirmer avec le QG. Avertissement!! le prix unitaire (125 Fcfa) de Thé en sachet (unité: Paquet) de taille Tres petit est très faible ou élevé. Prière de corriger ou de confirmer avec le QG. Avertissement!!! Le ménage a consommé 30 Pièce Moyen de Capitaine frais, cette quantité semble anormale pour une consommation des 7 derniers jours.Prière de corriger ou de confirmer avec le QG.  La dernière fois que vous avez acheté Capitaine frais est dans la concession, ménage en face et semble exister dans les modalités, prière de prendre attache avec le QG pour plus d'explication afin de la classer bien. Incohérence!! Dans ce ménage, chaque individus consomme par jour 47.88143 Kg  de cereale; Prière de revoir les quantités prises de ces produits.</w:t>
       </w:r>
     </w:p>
     <w:p>
@@ -3940,6 +3944,8 @@
         <w:rPr>
           <w:sz w:val="20"/>
         </w:rPr>
+        <w:t xml:space="preserve">- Attention ! Ventilateur sur pied a été achété à 30000 Fcfa est relativement élevé par rapport aux autres prix d'achat observés dans cette zone. Prière de corriger ou de confirmer avec le QG. </w:t>
+        <w:br/>
         <w:t>- Avertissement!!! Le prix d'achat (10000) de l'article  Bonbonne de gaz est inférieur aux prix de revente (12500)  avec l'âge du bien atteignant 2 ans. Prière de vérifier ou confirmer avec l'enquêté et mettre les bonnes valeurs après verification, s'il le faut.</w:t>
       </w:r>
     </w:p>
@@ -4540,7 +4546,7 @@
         <w:rPr>
           <w:sz w:val="20"/>
         </w:rPr>
-        <w:t>- Attention ! Le prix unitaire d'achat (30 Fcfa) de Cube alimentaire (Maggi, Jumbo, ) en Cube (Moyen) est relativement faible par rapport aux autres prix observés dans cette zone. Prière de corriger ou de confirmer avec le QG. Attention ! Le prix unitaire d'achat (50 Fcfa) de Tamarin noir en Sachets (Petit) est relativement faible par rapport aux autres prix observés dans cette zone. Prière de corriger ou de confirmer avec le QG. Avertissement!! La quantité (4.25 litre) du produit Huile d'arachide raffinée consommée  par le ménage semble très élevé, prière de corriger ou confirmer avec le QG. Avertissement!!! Le ménage a consommé 13 Morceau (Portion) Petit de Poisson de mer séché (yayeboye), cette quantité semble anormale pour une consommation des 7 derniers jours.Prière de corriger ou de confirmer avec le QG. Avertissement!!! Le ménage a consommé 7 Paquet Petit de Thé en sachet, cette quantité semble anormale pour une consommation des 7 derniers jours.Prière de corriger ou de confirmer avec le QG. Avertissement!! le prix unitaire (125 Fcfa) de Thé en sachet (unité: Paquet) de taille Petit est très faible ou élevé. Prière de corriger ou de confirmer avec le QG.</w:t>
+        <w:t>- Attention ! Le prix unitaire d'achat (30 Fcfa) de Cube alimentaire (Maggi, Jumbo, ) en Cube (Moyen) est relativement faible par rapport aux autres prix observés dans cette zone. Prière de corriger ou de confirmer avec le QG. Attention ! Le prix unitaire d'achat (50 Fcfa) de Tamarin noir en Sachets (Petit) est relativement faible par rapport aux autres prix observés dans cette zone. Prière de corriger ou de confirmer avec le QG. Attention ! Le prix unitaire d'achat (600 Fcfa) de Mâchoiron séchée (Kon) en Kg (taille unique) est relativement faible par rapport aux autres prix observés dans cette zone. Prière de corriger ou de confirmer avec le QG. Avertissement!! La quantité (4.25 litre) du produit Huile d'arachide raffinée consommée  par le ménage semble très élevé, prière de corriger ou confirmer avec le QG. Avertissement!!! Le ménage a consommé 13 Morceau (Portion) Petit de Poisson de mer séché (yayeboye), cette quantité semble anormale pour une consommation des 7 derniers jours.Prière de corriger ou de confirmer avec le QG. Avertissement!!! Le ménage a consommé 7 Paquet Petit de Thé en sachet, cette quantité semble anormale pour une consommation des 7 derniers jours.Prière de corriger ou de confirmer avec le QG. Avertissement!! le prix unitaire (125 Fcfa) de Thé en sachet (unité: Paquet) de taille Petit est très faible ou élevé. Prière de corriger ou de confirmer avec le QG.</w:t>
       </w:r>
     </w:p>
     <w:p>
@@ -4807,7 +4813,7 @@
         <w:rPr>
           <w:sz w:val="20"/>
         </w:rPr>
-        <w:t xml:space="preserve">- Avertissement! la valeur de l'achat (10000 Fcfa) d'un Autres volailles est trop petite ou élevée. Veuillez confirmer ces informations avec le QG ou apporter les corrections nécessaires. </w:t>
+        <w:t xml:space="preserve">- Avertissement! la valeur de l'achat (10000 Fcfa) d'un Autres volailles est trop petite ou élevée. Veuillez confirmer ces informations avec le QG ou apporter les corrections nécessaires. Attention ! Le ménage a acheté 2 Autres volailles à 20000 donc un prix unitaire d'achat (10000 Fcfa) qui  est relativement elevé par rapport aux autres prix observés dans cette zone. Prière de corriger ou de confirmer avec le QG. </w:t>
         <w:br/>
         <w:t>- Avertissement! la valeur de l'achat (17500 Fcfa) d'un Poules / poulets est trop petite ou élevée. Veuillez confirmer ces informations avec le QG ou apporter les corrections nécessaires. Avertissement! Le prix de vente (291.6667 Fcfa) d'un Poules / poulets est trop petit. Veuillez confirmer ces informations avec le QG ou apporter les corrections nécessaires. Attention ! Le ménage a acheté 4 Poules / poulets à 70000 donc un prix unitaire d'achat (17500 Fcfa) qui  est relativement elevé par rapport aux autres prix observés dans cette zone. Prière de corriger ou de confirmer avec le QG.</w:t>
       </w:r>
@@ -5259,7 +5265,7 @@
         <w:rPr>
           <w:sz w:val="20"/>
         </w:rPr>
-        <w:t>- Attention ! Le prix unitaire d'achat (400 Fcfa) de Pomme de terre en Kg (taille unique) est relativement faible par rapport aux autres prix observés dans cette zone. Prière de corriger ou de confirmer avec le QG. Avertissement!! La quantité (3.5 litre) du produit Huile de soja  consommée  par le ménage semble très élevé, prière de corriger ou confirmer avec le QG. Difficile de consommer le Sel en Boite (Autre que la boite/pot de tomate) Petit prière de verifier. Incohérence!! Dans ce ménage, chaque individus consomme par jour 15.10714 Kg  de cereale; Prière de revoir les quantités prises de ces produits.</w:t>
+        <w:t>- Attention ! Le prix unitaire d'achat (100 Fcfa) de Piment frais en Pièce (Petit) est relativement élevé par rapport aux autres prix observés dans cette zone. Prière de corriger ou de confirmer avec le QG. Attention ! Le prix unitaire d'achat (400 Fcfa) de Pomme de terre en Kg (taille unique) est relativement faible par rapport aux autres prix observés dans cette zone. Prière de corriger ou de confirmer avec le QG. Attention ! Le prix unitaire d'achat (600 Fcfa) de Piment séché en Sachets (Moyen) est relativement élevé par rapport aux autres prix observés dans cette zone. Prière de corriger ou de confirmer avec le QG. Attention ! Le prix unitaire d'achat (600 Fcfa) de Poivre en Sachets (Moyen) est relativement élevé par rapport aux autres prix observés dans cette zone. Prière de corriger ou de confirmer avec le QG. Avertissement!! La quantité (3.5 litre) du produit Huile de soja  consommée  par le ménage semble très élevé, prière de corriger ou confirmer avec le QG. Difficile de consommer le Sel en Boite (Autre que la boite/pot de tomate) Petit prière de verifier. Incohérence!! Dans ce ménage, chaque individus consomme par jour 25.75343 Kg  de cereale; Prière de revoir les quantités prises de ces produits. Attention ! Soupçons de quantité anormale! Le ménage de NDEYE LO avec une taille de 5 personnes a consommé 28 Kg en taille unique de Riz importé parfumé qui est relativement élevé comme consommation par rapport à la condition de vie des autres ménages de même taille dans cette zone. Prière de corriger ou de confirmer avec le QG.</w:t>
       </w:r>
     </w:p>
     <w:p>
@@ -6395,7 +6401,7 @@
         <w:rPr>
           <w:sz w:val="20"/>
         </w:rPr>
-        <w:t>- Attention ! Le prix unitaire d'achat (125 Fcfa) de Patate douce en Morceau (Portion) (Moyen) est relativement élevé par rapport aux autres prix observés dans cette zone. Prière de corriger ou de confirmer avec le QG. Attention ! Le prix unitaire d'achat (50 Fcfa) de Poireau en Tas (Moyen) est relativement faible par rapport aux autres prix observés dans cette zone. Prière de corriger ou de confirmer avec le QG. Attention ! Le prix unitaire d'achat (50 Fcfa) de Sel en Sachets (Moyen) est relativement faible par rapport aux autres prix observés dans cette zone. Prière de corriger ou de confirmer avec le QG. Attention ! Le prix unitaire d'achat (50 Fcfa) de Tamarin noir en Sachets (Moyen) est relativement faible par rapport aux autres prix observés dans cette zone. Prière de corriger ou de confirmer avec le QG. Avertissement!!! Le ménage a consommé 14 Boite (Autre que la boite/pot de tomate) Petit de Thé en sachet, cette quantité semble anormale pour une consommation des 7 derniers jours.Les ménages consomment géneralement en sachet ou en paquet, prière de corriger ou de confirmer avec le QG. Avertissement!! le prix unitaire (125 Fcfa) de Thé en sachet (unité: Paquet) de taille Petit est très faible ou élevé. Prière de corriger ou de confirmer avec le QG. Avertissement!!! Le ménage a consommé 9 Morceau (Portion) Grand de Poisson de mer séché (yayeboye), cette quantité semble anormale pour une consommation des 7 derniers jours.Prière de corriger ou de confirmer avec le QG. Incohérence!! Dans ce ménage, chaque individus consomme par jour .6273469 Kg  de cereale; Prière de revoir les quantités prises de ces produits.</w:t>
+        <w:t>- Attention ! Le prix unitaire d'achat (125 Fcfa) de Patate douce en Morceau (Portion) (Moyen) est relativement élevé par rapport aux autres prix observés dans cette zone. Prière de corriger ou de confirmer avec le QG. Attention ! Le prix unitaire d'achat (50 Fcfa) de Ail en Sachets (Petit) est relativement faible par rapport aux autres prix observés dans cette zone. Prière de corriger ou de confirmer avec le QG. Attention ! Le prix unitaire d'achat (50 Fcfa) de Poireau en Tas (Moyen) est relativement faible par rapport aux autres prix observés dans cette zone. Prière de corriger ou de confirmer avec le QG. Attention ! Le prix unitaire d'achat (50 Fcfa) de Sel en Sachets (Moyen) est relativement faible par rapport aux autres prix observés dans cette zone. Prière de corriger ou de confirmer avec le QG. Attention ! Le prix unitaire d'achat (500 Fcfa) de Oignon frais en Kg (taille unique) est relativement faible par rapport aux autres prix observés dans cette zone. Prière de corriger ou de confirmer avec le QG. Avertissement!!! Le ménage a consommé 14 Boite (Autre que la boite/pot de tomate) Petit de Thé en sachet, cette quantité semble anormale pour une consommation des 7 derniers jours.Les ménages consomment géneralement en sachet ou en paquet, prière de corriger ou de confirmer avec le QG. Avertissement!! le prix unitaire (125 Fcfa) de Thé en sachet (unité: Paquet) de taille Petit est très faible ou élevé. Prière de corriger ou de confirmer avec le QG. Avertissement!!! Le ménage a consommé 9 Morceau (Portion) Grand de Poisson de mer séché (yayeboye), cette quantité semble anormale pour une consommation des 7 derniers jours.Prière de corriger ou de confirmer avec le QG. Incohérence!! Dans ce ménage, chaque individus consomme par jour .6273469 Kg  de cereale; Prière de revoir les quantités prises de ces produits.</w:t>
       </w:r>
     </w:p>
     <w:p>
@@ -7171,7 +7177,7 @@
         <w:rPr>
           <w:sz w:val="20"/>
         </w:rPr>
-        <w:t>- Attention ! Le prix unitaire d'achat (50 Fcfa) de Aubergine   en Pièce (Moyen) est relativement faible par rapport aux autres prix observés dans cette zone. Prière de corriger ou de confirmer avec le QG. Attention ! Le prix unitaire d'achat (50 Fcfa) de Patate douce en Morceau (Portion) (Moyen) est relativement faible par rapport aux autres prix observés dans cette zone. Prière de corriger ou de confirmer avec le QG. Attention ! Le prix unitaire d'achat (75 Fcfa) de Mâchoiron séchée (Kon) en Pièce (Petit) est relativement faible par rapport aux autres prix observés dans cette zone. Prière de corriger ou de confirmer avec le QG. Avertissement!! La quantité (4.5 litre) du produit Huile de soja  consommée  par le ménage semble très élevé, prière de corriger ou confirmer avec le QG. Avertissement!!! Le ménage a consommé 4 Paquet Petit de Thé en sachet, cette quantité semble anormale pour une consommation des 7 derniers jours.Prière de corriger ou de confirmer avec le QG. Avertissement!! le prix unitaire (125 Fcfa) de Thé en sachet (unité: Paquet) de taille Petit est très faible ou élevé. Prière de corriger ou de confirmer avec le QG. Avertissement!!! Le ménage a consommé 9 Morceau (Portion) Moyen de Poisson de mer séché (yayeboye), cette quantité semble anormale pour une consommation des 7 derniers jours.Prière de corriger ou de confirmer avec le QG. Avertissement!!!Le ménage a consommé 45.5 miche de Moyen de Pain moderne (Baguette)  ce qui semble incoherent pour une consommation aucours des 7 derniers jours, prière de verifier et corriger. Le prix d'achat unitaire (200 Fcfa) de Sel en Kg de taille  taille unique  est très faible, prière de regarder les reponses prises dans les questions s07bq07a s07bq07b s07bq07c s07bq08 pour mieux corriger. Le prix d'achat unitaire (25000 Fcfa) de Poivre en Kg de taille taille unique prière de regarder les reponses prises dans les questions s07bq07a s07bq07b s07bq07c s07bq08 pour mieux corriger.</w:t>
+        <w:t>- Attention ! Le prix unitaire d'achat (50 Fcfa) de Aubergine   en Pièce (Moyen) est relativement faible par rapport aux autres prix observés dans cette zone. Prière de corriger ou de confirmer avec le QG. Attention ! Le prix unitaire d'achat (50 Fcfa) de Manioc en tubercules en Morceau (Portion) (Moyen) est relativement faible par rapport aux autres prix observés dans cette zone. Prière de corriger ou de confirmer avec le QG. Attention ! Le prix unitaire d'achat (50 Fcfa) de Patate douce en Morceau (Portion) (Moyen) est relativement faible par rapport aux autres prix observés dans cette zone. Prière de corriger ou de confirmer avec le QG. Attention ! Soupçons de quantité anormale! Le ménage de Abdou Dieye avec une taille de 14 personnes a consommé 14 Tas en Petit de Poireau qui est relativement élevé comme consommation par rapport à la condition de vie des autres ménages de même taille dans cette zone. Prière de corriger ou de confirmer avec le QG. Avertissement!! La quantité (4.5 litre) du produit Huile de soja  consommée  par le ménage semble très élevé, prière de corriger ou confirmer avec le QG. Avertissement!!! Le ménage a consommé 4 Paquet Petit de Thé en sachet, cette quantité semble anormale pour une consommation des 7 derniers jours.Prière de corriger ou de confirmer avec le QG. Avertissement!! le prix unitaire (125 Fcfa) de Thé en sachet (unité: Paquet) de taille Petit est très faible ou élevé. Prière de corriger ou de confirmer avec le QG. Avertissement!!! Le ménage a consommé 9 Morceau (Portion) Moyen de Poisson de mer séché (yayeboye), cette quantité semble anormale pour une consommation des 7 derniers jours.Prière de corriger ou de confirmer avec le QG. Avertissement!!!Le ménage a consommé 45.5 miche de Moyen de Pain moderne (Baguette)  ce qui semble incoherent pour une consommation aucours des 7 derniers jours, prière de verifier et corriger. Le prix d'achat unitaire (200 Fcfa) de Sel en Kg de taille  taille unique  est très faible, prière de regarder les reponses prises dans les questions s07bq07a s07bq07b s07bq07c s07bq08 pour mieux corriger. Le prix d'achat unitaire (25000 Fcfa) de Poivre en Kg de taille taille unique prière de regarder les reponses prises dans les questions s07bq07a s07bq07b s07bq07c s07bq08 pour mieux corriger. Attention ! Le prix unitaire d'achat (25000 Fcfa) de Poivre en Kg (taille unique) est relativement élevé par rapport aux autres prix observés dans cette zone. Prière de corriger ou de confirmer avec le QG.</w:t>
       </w:r>
     </w:p>
     <w:p>
@@ -7975,7 +7981,7 @@
         <w:rPr>
           <w:sz w:val="20"/>
         </w:rPr>
-        <w:t>- Attention ! Le prix unitaire d'achat (100 Fcfa) de Concentré de tomate en Sachets industriel (Petit) est relativement faible par rapport aux autres prix observés dans cette zone. Prière de corriger ou de confirmer avec le QG. Attention ! Le prix unitaire d'achat (1250 Fcfa) de Sucre en poudre  en Kg (taille unique) est relativement élevé par rapport aux autres prix observés dans cette zone. Prière de corriger ou de confirmer avec le QG. Avertissement!! La quantité (6 litre) du produit Huile de soja  consommée  par le ménage semble très élevé, prière de corriger ou confirmer avec le QG. Avertissement!!! Le ménage a consommé 0.12 Kg taille unique de Macaroni, cette quantité semble anormale pour une consommation des 7 derniers jours. prière de corriger ou de confirmer avec le QG. Le prix d'achat unitaire (1666.667 Fcfa) de Macaroni en Kg de taille taille unique semble élevé, prière de regarder les reponses prises dans les questions s07bq07a s07bq07b s07bq07c s07bq08 pour mieux corriger. Attention ! Le prix unitaire d'achat (1666.667 Fcfa) de Macaroni en Kg (taille unique) est relativement élevé par rapport aux autres prix observés dans cette zone. Prière de corriger ou de confirmer avec le QG. Attention ! Soupçons de quantité anormale! Le ménage de MBAYE SOW avec une taille de 13 personnes a consommé .12 Kg en taille unique de Macaroni qui est relativement élevé comme consommation par rapport à la condition de vie des autres ménages de même taille dans cette zone. Prière de corriger ou de confirmer avec le QG. Avertissement!!! Le ménage a consommé 11 Morceau (Portion) Petit de Carpe séchée, cette quantité semble anormale pour une consommation des 7 derniers jours.Prière de corriger ou de confirmer avec le QG. Avertissement!!! Le ménage a consommé 4 Boite (Autre que la boite/pot de tomate) Petit de Thé en sachet, cette quantité semble anormale pour une consommation des 7 derniers jours.Les ménages consomment géneralement en sachet ou en paquet, prière de corriger ou de confirmer avec le QG. Incohérence!! Dans ce ménage, chaque individus consomme par jour .8571429 Kg  de cereale; Prière de revoir les quantités prises de ces produits.</w:t>
+        <w:t>- Attention ! Le prix unitaire d'achat (1250 Fcfa) de Sucre en poudre  en Kg (taille unique) est relativement élevé par rapport aux autres prix observés dans cette zone. Prière de corriger ou de confirmer avec le QG. Avertissement!! La quantité (6 litre) du produit Huile de soja  consommée  par le ménage semble très élevé, prière de corriger ou confirmer avec le QG. Avertissement!!! Le ménage a consommé 0.12 Kg taille unique de Macaroni, cette quantité semble anormale pour une consommation des 7 derniers jours. prière de corriger ou de confirmer avec le QG. Le prix d'achat unitaire (1666.667 Fcfa) de Macaroni en Kg de taille taille unique semble élevé, prière de regarder les reponses prises dans les questions s07bq07a s07bq07b s07bq07c s07bq08 pour mieux corriger. Attention ! Le prix unitaire d'achat (1666.667 Fcfa) de Macaroni en Kg (taille unique) est relativement élevé par rapport aux autres prix observés dans cette zone. Prière de corriger ou de confirmer avec le QG. Attention ! Soupçons de quantité anormale! Le ménage de MBAYE SOW avec une taille de 13 personnes a consommé .12 Kg en taille unique de Macaroni qui est relativement élevé comme consommation par rapport à la condition de vie des autres ménages de même taille dans cette zone. Prière de corriger ou de confirmer avec le QG. Avertissement!!! Le ménage a consommé 11 Morceau (Portion) Petit de Carpe séchée, cette quantité semble anormale pour une consommation des 7 derniers jours.Prière de corriger ou de confirmer avec le QG. Attention ! Le prix unitaire d'achat (200 Fcfa) de Carpe séchée en Morceau (Portion) (Petit) est relativement élevé par rapport aux autres prix observés dans cette zone. Prière de corriger ou de confirmer avec le QG. Attention ! Soupçons de quantité anormale! Le ménage de MBAYE SOW avec une taille de 13 personnes a consommé 11 Morceau (Portion) en Petit de Carpe séchée qui est relativement élevé comme consommation par rapport à la condition de vie des autres ménages de même taille dans cette zone. Prière de corriger ou de confirmer avec le QG. Avertissement!!! Le ménage a consommé 4 Boite (Autre que la boite/pot de tomate) Petit de Thé en sachet, cette quantité semble anormale pour une consommation des 7 derniers jours.Les ménages consomment géneralement en sachet ou en paquet, prière de corriger ou de confirmer avec le QG. Incohérence!! Dans ce ménage, chaque individus consomme par jour 1.78022 Kg  de cereale; Prière de revoir les quantités prises de ces produits.</w:t>
       </w:r>
     </w:p>
     <w:p>
@@ -8061,6 +8067,8 @@
         </w:rPr>
         <w:t xml:space="preserve">- Attention ! Foyers améliorés a été achété à 17000 Fcfa est relativement élevé par rapport aux autres prix d'achat observés dans cette zone. Prière de corriger ou de confirmer avec le QG. Attention ! Foyers améliorés a été revendu à 15000 Fcfa qui est relativement élevé par rapport aux autres prix de revente observés dans cette zone. Prière de corriger ou de confirmer avec le QG. </w:t>
         <w:br/>
+        <w:t xml:space="preserve">- Attention ! Ventilateur sur pied a été achété à 30000 Fcfa est relativement élevé par rapport aux autres prix d'achat observés dans cette zone. Prière de corriger ou de confirmer avec le QG. </w:t>
+        <w:br/>
         <w:t>- Avertissement!!! Le prix d'achat (70000) de l'article  Matelas simple est inférieur aux prix de revente (80000)  avec l'âge du bien atteignant 4 ans. Prière de vérifier ou confirmer avec l'enquêté et mettre les bonnes valeurs après verification, s'il le faut.</w:t>
       </w:r>
     </w:p>
@@ -8159,6 +8167,8 @@
         <w:rPr>
           <w:sz w:val="20"/>
         </w:rPr>
+        <w:t xml:space="preserve">- Attention ! Faucheuse a été revendu à 700 Fcfa qui est relativement élevé par rapport aux autres prix de revente observés dans cette zone. Prière de corriger ou de confirmer avec le QG. </w:t>
+        <w:br/>
         <w:t xml:space="preserve">- Avertissement!! Le prix d'achat (100000 FCFA) de Charrettes est inférieur aux prix de revente (125000 FCFA), prière de verifier et corriger ou confirmer l'information avec le QG. </w:t>
         <w:br/>
         <w:t xml:space="preserve">- Avertissement!! Le prix d'achat (20000 FCFA) de Houe asine est inférieur aux prix de revente (22000 FCFA), prière de verifier et corriger ou confirmer l'information avec le QG. </w:t>
@@ -8609,7 +8619,7 @@
         <w:rPr>
           <w:sz w:val="20"/>
         </w:rPr>
-        <w:t>- Attention ! Le prix unitaire d'achat (100 Fcfa) de Choux en Pièce (Petit) est relativement faible par rapport aux autres prix observés dans cette zone. Prière de corriger ou de confirmer avec le QG. Attention ! Le prix unitaire d'achat (1200 Fcfa) de Sucre en poudre  en Kg (taille unique) est relativement élevé par rapport aux autres prix observés dans cette zone. Prière de corriger ou de confirmer avec le QG. Attention ! Le prix unitaire d'achat (250 Fcfa) de Piment séché en Sachets (Petit) est relativement élevé par rapport aux autres prix observés dans cette zone. Prière de corriger ou de confirmer avec le QG. Attention ! Le prix unitaire d'achat (250 Fcfa) de Poivre en Sachets (Petit) est relativement élevé par rapport aux autres prix observés dans cette zone. Prière de corriger ou de confirmer avec le QG. Avertissement!! La quantité (3.5 litre) du produit Huile de soja  consommée  par le ménage semble très élevé, prière de corriger ou confirmer avec le QG. Avertissement!!! Le ménage a consommé 21 Pièce Petit de Capitaine frais, cette quantité semble anormale pour une consommation des 7 derniers jours.Prière de corriger ou de confirmer avec le QG. Avertissement!!! Le ménage a consommé 3 Paquet Petit de Thé en sachet, cette quantité semble anormale pour une consommation des 7 derniers jours.Prière de corriger ou de confirmer avec le QG. Avertissement!! le prix unitaire (100 Fcfa) de Thé en sachet (unité: Paquet) de taille Petit est très faible ou élevé. Prière de corriger ou de confirmer avec le QG. Avertissement!!! Le ménage a consommé 41 Sachets Moyen de Sel, cette quantité semble anormale pour une consommation des 7 derniers jours.Prière de corriger ou de confirmer avec le QG. Incohérence!! Dans ce ménage, chaque individus consomme par jour 33.52531 Kg  de cereale; Prière de revoir les quantités prises de ces produits. Incohérence!! Dans ce ménage, chaque individus consomme par jour 33.52531 Kg  de cereale; Prière de revoir les quantités prises de ces produits. Incohérence!! Dans ce ménage, chaque individus consomme par jour 33.52531 Kg  de cereale; Prière de revoir les quantités prises de ces produits.</w:t>
+        <w:t>- Attention ! Le prix unitaire d'achat (1200 Fcfa) de Sucre en poudre  en Kg (taille unique) est relativement élevé par rapport aux autres prix observés dans cette zone. Prière de corriger ou de confirmer avec le QG. Attention ! Le prix unitaire d'achat (250 Fcfa) de Piment séché en Sachets (Petit) est relativement élevé par rapport aux autres prix observés dans cette zone. Prière de corriger ou de confirmer avec le QG. Attention ! Le prix unitaire d'achat (250 Fcfa) de Poivre en Sachets (Petit) est relativement élevé par rapport aux autres prix observés dans cette zone. Prière de corriger ou de confirmer avec le QG. Attention ! Le prix unitaire d'achat (500 Fcfa) de Oignon frais en Kg (taille unique) est relativement faible par rapport aux autres prix observés dans cette zone. Prière de corriger ou de confirmer avec le QG. Avertissement!! La quantité (3.5 litre) du produit Huile de soja  consommée  par le ménage semble très élevé, prière de corriger ou confirmer avec le QG. Avertissement!!! Le ménage a consommé 21 Pièce Petit de Capitaine frais, cette quantité semble anormale pour une consommation des 7 derniers jours.Prière de corriger ou de confirmer avec le QG. Avertissement!!! Le ménage a consommé 3 Paquet Petit de Thé en sachet, cette quantité semble anormale pour une consommation des 7 derniers jours.Prière de corriger ou de confirmer avec le QG. Avertissement!! le prix unitaire (100 Fcfa) de Thé en sachet (unité: Paquet) de taille Petit est très faible ou élevé. Prière de corriger ou de confirmer avec le QG. Avertissement!!! Le ménage a consommé 41 Sachets Moyen de Sel, cette quantité semble anormale pour une consommation des 7 derniers jours.Prière de corriger ou de confirmer avec le QG. Incohérence!! Dans ce ménage, chaque individus consomme par jour 86.37469 Kg  de cereale; Prière de revoir les quantités prises de ces produits. Incohérence!! Dans ce ménage, chaque individus consomme par jour 86.37469 Kg  de cereale; Prière de revoir les quantités prises de ces produits. Incohérence!! Dans ce ménage, chaque individus consomme par jour 86.37469 Kg  de cereale; Prière de revoir les quantités prises de ces produits.</w:t>
       </w:r>
     </w:p>
     <w:p>
